--- a/208_Pelituotanto_SF_KaarloAaramo_PhanuphongSalomaa/Pre-Production/Pre-Production_Doc.docx
+++ b/208_Pelituotanto_SF_KaarloAaramo_PhanuphongSalomaa/Pre-Production/Pre-Production_Doc.docx
@@ -23,100 +23,405 @@
     </w:p>
     <w:p>
       <w:pPr>
-        <w:spacing w:after="6" w:line="259" w:lineRule="auto"/>
+        <w:spacing w:after="27" w:line="259" w:lineRule="auto"/>
         <w:ind w:left="0" w:firstLine="0"/>
       </w:pPr>
+      <w:r>
+        <w:rPr>
+          <w:rFonts w:ascii="Arial" w:eastAsia="Arial" w:hAnsi="Arial" w:cs="Arial"/>
+          <w:sz w:val="22"/>
+        </w:rPr>
+        <w:t xml:space="preserve"> </w:t>
+      </w:r>
     </w:p>
     <w:p>
       <w:pPr>
-        <w:spacing w:after="14" w:line="259" w:lineRule="auto"/>
-        <w:ind w:left="0" w:firstLine="0"/>
-      </w:pPr>
-      <w:r>
-        <w:rPr>
-          <w:color w:val="666666"/>
-          <w:sz w:val="24"/>
-        </w:rPr>
-        <w:t xml:space="preserve">Game Name:  </w:t>
+        <w:spacing w:after="0" w:line="240" w:lineRule="auto"/>
+        <w:rPr>
+          <w:rFonts w:eastAsia="Times New Roman" w:cstheme="minorHAnsi"/>
+          <w:sz w:val="24"/>
+          <w:szCs w:val="24"/>
+          <w:lang w:eastAsia="en-FI"/>
+        </w:rPr>
+      </w:pPr>
+      <w:r>
+        <w:rPr>
+          <w:rFonts w:eastAsia="Times New Roman" w:cstheme="minorHAnsi"/>
+          <w:b/>
+          <w:bCs/>
+          <w:sz w:val="36"/>
+          <w:szCs w:val="36"/>
+          <w:lang w:eastAsia="en-FI"/>
+        </w:rPr>
+        <w:t>1. Game Overview</w:t>
       </w:r>
     </w:p>
     <w:p>
       <w:pPr>
-        <w:spacing w:after="72" w:line="259" w:lineRule="auto"/>
-        <w:ind w:left="0" w:firstLine="0"/>
-      </w:pPr>
-      <w:r>
-        <w:rPr>
-          <w:sz w:val="15"/>
+        <w:pStyle w:val="NormalWeb"/>
+        <w:rPr>
+          <w:rFonts w:asciiTheme="minorHAnsi" w:hAnsiTheme="minorHAnsi" w:cstheme="minorHAnsi"/>
+          <w:b/>
+          <w:bCs/>
+          <w:lang w:val="en-GB"/>
+        </w:rPr>
+      </w:pPr>
+      <w:r>
+        <w:rPr>
+          <w:rFonts w:asciiTheme="minorHAnsi" w:hAnsiTheme="minorHAnsi" w:cstheme="minorHAnsi"/>
+          <w:b/>
+          <w:bCs/>
+        </w:rPr>
+        <w:t>Title:</w:t>
+      </w:r>
+      <w:r>
+        <w:rPr>
+          <w:rFonts w:asciiTheme="minorHAnsi" w:hAnsiTheme="minorHAnsi" w:cstheme="minorHAnsi"/>
+          <w:b/>
+          <w:bCs/>
+          <w:lang w:val="en-GB"/>
+        </w:rPr>
+        <w:t xml:space="preserve"> </w:t>
+      </w:r>
+      <w:r>
+        <w:rPr>
+          <w:rFonts w:asciiTheme="minorHAnsi" w:hAnsiTheme="minorHAnsi" w:cstheme="minorHAnsi"/>
+        </w:rPr>
+        <w:br/>
+      </w:r>
+      <w:r>
+        <w:rPr>
+          <w:rFonts w:asciiTheme="minorHAnsi" w:hAnsiTheme="minorHAnsi" w:cstheme="minorHAnsi"/>
+          <w:b/>
+          <w:bCs/>
+        </w:rPr>
+        <w:t>High Concept</w:t>
+      </w:r>
+      <w:r>
+        <w:rPr>
+          <w:rFonts w:asciiTheme="minorHAnsi" w:hAnsiTheme="minorHAnsi" w:cstheme="minorHAnsi"/>
+          <w:b/>
+          <w:bCs/>
+          <w:lang w:val="en-GB"/>
+        </w:rPr>
+        <w:t>:</w:t>
+      </w:r>
+      <w:r>
+        <w:rPr>
+          <w:rFonts w:asciiTheme="minorHAnsi" w:hAnsiTheme="minorHAnsi" w:cstheme="minorHAnsi"/>
+          <w:b/>
+          <w:bCs/>
+          <w:lang w:val="en-GB"/>
         </w:rPr>
         <w:t xml:space="preserve"> </w:t>
       </w:r>
     </w:p>
     <w:p>
       <w:pPr>
-        <w:spacing w:after="10" w:line="259" w:lineRule="auto"/>
-        <w:ind w:left="0" w:firstLine="0"/>
-      </w:pPr>
-      <w:r>
-        <w:rPr>
-          <w:sz w:val="22"/>
+        <w:pStyle w:val="NormalWeb"/>
+        <w:rPr>
+          <w:rFonts w:asciiTheme="minorHAnsi" w:hAnsiTheme="minorHAnsi" w:cstheme="minorHAnsi"/>
+          <w:lang w:val="en-GB"/>
+        </w:rPr>
+      </w:pPr>
+      <w:r>
+        <w:rPr>
+          <w:rFonts w:asciiTheme="minorHAnsi" w:hAnsiTheme="minorHAnsi" w:cstheme="minorHAnsi"/>
+          <w:i/>
+          <w:iCs/>
+          <w:lang w:val="en-GB"/>
+        </w:rPr>
+        <w:t>A speed runner game that takes place in a maze of some sort, and the player must navigate it</w:t>
+      </w:r>
+      <w:r>
+        <w:rPr>
+          <w:rFonts w:asciiTheme="minorHAnsi" w:hAnsiTheme="minorHAnsi" w:cstheme="minorHAnsi"/>
+          <w:lang w:val="en-GB"/>
+        </w:rPr>
+        <w:t xml:space="preserve"> as </w:t>
+      </w:r>
+      <w:r>
+        <w:rPr>
+          <w:rFonts w:asciiTheme="minorHAnsi" w:hAnsiTheme="minorHAnsi" w:cstheme="minorHAnsi"/>
+          <w:i/>
+          <w:iCs/>
+          <w:lang w:val="en-GB"/>
+        </w:rPr>
+        <w:t>fast as they could.</w:t>
+      </w:r>
+      <w:r>
+        <w:rPr>
+          <w:rFonts w:asciiTheme="minorHAnsi" w:hAnsiTheme="minorHAnsi" w:cstheme="minorHAnsi"/>
+          <w:lang w:val="en-GB"/>
         </w:rPr>
         <w:t xml:space="preserve"> </w:t>
       </w:r>
     </w:p>
     <w:p>
       <w:pPr>
-        <w:spacing w:after="0" w:line="259" w:lineRule="auto"/>
-        <w:ind w:left="-5"/>
-        <w:rPr>
-          <w:lang w:val="en-GB"/>
-        </w:rPr>
-      </w:pPr>
-      <w:r>
-        <w:rPr>
-          <w:sz w:val="22"/>
-        </w:rPr>
-        <w:t xml:space="preserve">Genre: </w:t>
-      </w:r>
-      <w:r>
-        <w:rPr>
-          <w:sz w:val="22"/>
-          <w:lang w:val="en-GB"/>
-        </w:rPr>
-        <w:t>Spee</w:t>
-      </w:r>
-      <w:r>
-        <w:rPr>
-          <w:sz w:val="22"/>
-          <w:lang w:val="en-GB"/>
-        </w:rPr>
-        <w:t>d runner</w:t>
+        <w:spacing w:before="100" w:beforeAutospacing="1" w:after="100" w:afterAutospacing="1" w:line="240" w:lineRule="auto"/>
+        <w:rPr>
+          <w:rFonts w:eastAsia="Times New Roman" w:cstheme="minorHAnsi"/>
+          <w:b/>
+          <w:bCs/>
+          <w:sz w:val="24"/>
+          <w:szCs w:val="24"/>
+          <w:lang w:val="en-GB" w:eastAsia="en-FI"/>
+        </w:rPr>
+      </w:pPr>
+      <w:r>
+        <w:rPr>
+          <w:rFonts w:eastAsia="Times New Roman" w:cstheme="minorHAnsi"/>
+          <w:b/>
+          <w:bCs/>
+          <w:sz w:val="24"/>
+          <w:szCs w:val="24"/>
+          <w:lang w:eastAsia="en-FI"/>
+        </w:rPr>
+        <w:t>Target Audience &amp; Platform:</w:t>
+      </w:r>
+      <w:r>
+        <w:rPr>
+          <w:rFonts w:eastAsia="Times New Roman" w:cstheme="minorHAnsi"/>
+          <w:b/>
+          <w:bCs/>
+          <w:sz w:val="24"/>
+          <w:szCs w:val="24"/>
+          <w:lang w:val="en-GB" w:eastAsia="en-FI"/>
+        </w:rPr>
+        <w:t xml:space="preserve"> </w:t>
       </w:r>
     </w:p>
     <w:p>
       <w:pPr>
-        <w:spacing w:after="27" w:line="259" w:lineRule="auto"/>
-        <w:ind w:left="0" w:firstLine="0"/>
-      </w:pPr>
-      <w:r>
-        <w:rPr>
-          <w:rFonts w:ascii="Arial" w:eastAsia="Arial" w:hAnsi="Arial" w:cs="Arial"/>
-          <w:sz w:val="22"/>
-        </w:rPr>
-        <w:t xml:space="preserve"> </w:t>
+        <w:spacing w:before="100" w:beforeAutospacing="1" w:after="100" w:afterAutospacing="1" w:line="240" w:lineRule="auto"/>
+        <w:rPr>
+          <w:rFonts w:eastAsia="Times New Roman" w:cstheme="minorHAnsi"/>
+          <w:b/>
+          <w:bCs/>
+          <w:sz w:val="24"/>
+          <w:szCs w:val="24"/>
+          <w:lang w:val="en-GB" w:eastAsia="en-FI"/>
+        </w:rPr>
+      </w:pPr>
+      <w:r>
+        <w:rPr>
+          <w:rFonts w:eastAsia="Times New Roman" w:cstheme="minorHAnsi"/>
+          <w:i/>
+          <w:iCs/>
+          <w:sz w:val="24"/>
+          <w:szCs w:val="24"/>
+          <w:lang w:val="en-GB" w:eastAsia="en-FI"/>
+        </w:rPr>
+        <w:t xml:space="preserve">The game is for everyone who enjoys </w:t>
+      </w:r>
+      <w:r>
+        <w:rPr>
+          <w:rFonts w:eastAsia="Times New Roman" w:cstheme="minorHAnsi"/>
+          <w:i/>
+          <w:iCs/>
+          <w:sz w:val="24"/>
+          <w:szCs w:val="24"/>
+          <w:lang w:val="en-GB" w:eastAsia="en-FI"/>
+        </w:rPr>
+        <w:t xml:space="preserve">fast pace </w:t>
+      </w:r>
+      <w:r>
+        <w:rPr>
+          <w:rFonts w:eastAsia="Times New Roman" w:cstheme="minorHAnsi"/>
+          <w:i/>
+          <w:iCs/>
+          <w:sz w:val="24"/>
+          <w:szCs w:val="24"/>
+          <w:lang w:val="en-GB" w:eastAsia="en-FI"/>
+        </w:rPr>
+        <w:t xml:space="preserve">games and wants </w:t>
+      </w:r>
+      <w:r>
+        <w:rPr>
+          <w:rFonts w:eastAsia="Times New Roman" w:cstheme="minorHAnsi"/>
+          <w:i/>
+          <w:iCs/>
+          <w:sz w:val="24"/>
+          <w:szCs w:val="24"/>
+          <w:lang w:val="en-GB" w:eastAsia="en-FI"/>
+        </w:rPr>
+        <w:t xml:space="preserve">to </w:t>
+      </w:r>
+      <w:r>
+        <w:rPr>
+          <w:rFonts w:eastAsia="Times New Roman" w:cstheme="minorHAnsi"/>
+          <w:i/>
+          <w:iCs/>
+          <w:sz w:val="24"/>
+          <w:szCs w:val="24"/>
+          <w:lang w:val="en-GB" w:eastAsia="en-FI"/>
+        </w:rPr>
+        <w:t>kill time</w:t>
+      </w:r>
+      <w:r>
+        <w:rPr>
+          <w:rFonts w:eastAsia="Times New Roman" w:cstheme="minorHAnsi"/>
+          <w:i/>
+          <w:iCs/>
+          <w:sz w:val="24"/>
+          <w:szCs w:val="24"/>
+          <w:lang w:val="en-GB" w:eastAsia="en-FI"/>
+        </w:rPr>
+        <w:t xml:space="preserve">. </w:t>
+      </w:r>
+      <w:r>
+        <w:rPr>
+          <w:rFonts w:eastAsia="Times New Roman" w:cstheme="minorHAnsi"/>
+          <w:i/>
+          <w:iCs/>
+          <w:sz w:val="24"/>
+          <w:szCs w:val="24"/>
+          <w:lang w:val="en-GB" w:eastAsia="en-FI"/>
+        </w:rPr>
+        <w:t>The platform for the game is PC and Itch.io</w:t>
+      </w:r>
+      <w:r>
+        <w:rPr>
+          <w:rFonts w:eastAsia="Times New Roman" w:cstheme="minorHAnsi"/>
+          <w:sz w:val="24"/>
+          <w:szCs w:val="24"/>
+          <w:lang w:eastAsia="en-FI"/>
+        </w:rPr>
+        <w:br/>
       </w:r>
     </w:p>
     <w:p>
       <w:pPr>
-        <w:spacing w:after="27" w:line="259" w:lineRule="auto"/>
-        <w:ind w:left="0" w:firstLine="0"/>
-      </w:pPr>
-      <w:r>
-        <w:rPr>
-          <w:rFonts w:ascii="Arial" w:eastAsia="Arial" w:hAnsi="Arial" w:cs="Arial"/>
-          <w:sz w:val="22"/>
-        </w:rPr>
-        <w:t xml:space="preserve"> </w:t>
+        <w:spacing w:before="100" w:beforeAutospacing="1" w:after="100" w:afterAutospacing="1" w:line="240" w:lineRule="auto"/>
+        <w:rPr>
+          <w:rFonts w:eastAsia="Times New Roman" w:cstheme="minorHAnsi"/>
+          <w:sz w:val="24"/>
+          <w:szCs w:val="24"/>
+          <w:lang w:eastAsia="en-FI"/>
+        </w:rPr>
+      </w:pPr>
+      <w:r>
+        <w:rPr>
+          <w:rFonts w:eastAsia="Times New Roman" w:cstheme="minorHAnsi"/>
+          <w:b/>
+          <w:bCs/>
+          <w:sz w:val="24"/>
+          <w:szCs w:val="24"/>
+          <w:lang w:eastAsia="en-FI"/>
+        </w:rPr>
+        <w:t>Design Goal:</w:t>
+      </w:r>
+      <w:r>
+        <w:rPr>
+          <w:rFonts w:eastAsia="Times New Roman" w:cstheme="minorHAnsi"/>
+          <w:sz w:val="24"/>
+          <w:szCs w:val="24"/>
+          <w:lang w:eastAsia="en-FI"/>
+        </w:rPr>
+        <w:br/>
+      </w:r>
+    </w:p>
+    <w:p>
+      <w:pPr>
+        <w:spacing w:before="100" w:beforeAutospacing="1" w:after="100" w:afterAutospacing="1" w:line="240" w:lineRule="auto"/>
+        <w:rPr>
+          <w:rFonts w:eastAsia="Times New Roman" w:cstheme="minorHAnsi"/>
+          <w:sz w:val="24"/>
+          <w:szCs w:val="24"/>
+          <w:lang w:eastAsia="en-FI"/>
+        </w:rPr>
+      </w:pPr>
+      <w:r>
+        <w:rPr>
+          <w:rFonts w:eastAsia="Times New Roman" w:cstheme="minorHAnsi"/>
+          <w:i/>
+          <w:iCs/>
+          <w:sz w:val="24"/>
+          <w:szCs w:val="24"/>
+          <w:lang w:val="en-GB" w:eastAsia="en-FI"/>
+        </w:rPr>
+        <w:t xml:space="preserve">A </w:t>
+      </w:r>
+      <w:r>
+        <w:rPr>
+          <w:rFonts w:eastAsia="Times New Roman" w:cstheme="minorHAnsi"/>
+          <w:i/>
+          <w:iCs/>
+          <w:sz w:val="24"/>
+          <w:szCs w:val="24"/>
+          <w:lang w:val="en-GB" w:eastAsia="en-FI"/>
+        </w:rPr>
+        <w:t xml:space="preserve">fun and </w:t>
+      </w:r>
+      <w:r>
+        <w:rPr>
+          <w:rFonts w:eastAsia="Times New Roman" w:cstheme="minorHAnsi"/>
+          <w:i/>
+          <w:iCs/>
+          <w:sz w:val="24"/>
+          <w:szCs w:val="24"/>
+          <w:lang w:val="en-GB" w:eastAsia="en-FI"/>
+        </w:rPr>
+        <w:t xml:space="preserve">frustrating game that will make the players replay it for 100 times. </w:t>
+      </w:r>
+    </w:p>
+    <w:p>
+      <w:pPr>
+        <w:spacing w:before="100" w:beforeAutospacing="1" w:after="100" w:afterAutospacing="1" w:line="240" w:lineRule="auto"/>
+        <w:rPr>
+          <w:rFonts w:eastAsia="Times New Roman" w:cstheme="minorHAnsi"/>
+          <w:sz w:val="24"/>
+          <w:szCs w:val="24"/>
+          <w:lang w:eastAsia="en-FI"/>
+        </w:rPr>
+      </w:pPr>
+    </w:p>
+    <w:p>
+      <w:pPr>
+        <w:spacing w:after="0" w:line="240" w:lineRule="auto"/>
+        <w:rPr>
+          <w:rFonts w:eastAsia="Times New Roman" w:cstheme="minorHAnsi"/>
+          <w:sz w:val="24"/>
+          <w:szCs w:val="24"/>
+          <w:lang w:eastAsia="en-FI"/>
+        </w:rPr>
+      </w:pPr>
+      <w:r>
+        <w:rPr>
+          <w:rFonts w:eastAsia="Times New Roman" w:cstheme="minorHAnsi"/>
+          <w:b/>
+          <w:bCs/>
+          <w:sz w:val="36"/>
+          <w:szCs w:val="36"/>
+          <w:lang w:eastAsia="en-FI"/>
+        </w:rPr>
+        <w:t>2. MDA Framework</w:t>
+      </w:r>
+    </w:p>
+    <w:p>
+      <w:pPr>
+        <w:spacing w:before="100" w:beforeAutospacing="1" w:after="100" w:afterAutospacing="1" w:line="240" w:lineRule="auto"/>
+        <w:outlineLvl w:val="2"/>
+        <w:rPr>
+          <w:rFonts w:eastAsia="Times New Roman" w:cstheme="minorHAnsi"/>
+          <w:b/>
+          <w:bCs/>
+          <w:sz w:val="27"/>
+          <w:szCs w:val="27"/>
+          <w:lang w:eastAsia="en-FI"/>
+        </w:rPr>
+      </w:pPr>
+      <w:r>
+        <w:rPr>
+          <w:rFonts w:eastAsia="Times New Roman" w:cstheme="minorHAnsi"/>
+          <w:b/>
+          <w:bCs/>
+          <w:sz w:val="27"/>
+          <w:szCs w:val="27"/>
+          <w:lang w:eastAsia="en-FI"/>
+        </w:rPr>
+        <w:t>Mechanics (Rules &amp; Systems)</w:t>
       </w:r>
     </w:p>
     <w:p>
@@ -151,6 +456,15 @@
         </w:rPr>
         <w:t xml:space="preserve"> </w:t>
       </w:r>
+      <w:r>
+        <w:rPr>
+          <w:rFonts w:eastAsia="Times New Roman" w:cstheme="minorHAnsi"/>
+          <w:sz w:val="24"/>
+          <w:szCs w:val="24"/>
+          <w:lang w:val="en-GB" w:eastAsia="en-FI"/>
+        </w:rPr>
+        <w:t>Moving left and right and jumping</w:t>
+      </w:r>
     </w:p>
     <w:p>
       <w:pPr>
@@ -184,6 +498,15 @@
         </w:rPr>
         <w:t xml:space="preserve"> </w:t>
       </w:r>
+      <w:r>
+        <w:rPr>
+          <w:rFonts w:eastAsia="Times New Roman" w:cstheme="minorHAnsi"/>
+          <w:sz w:val="24"/>
+          <w:szCs w:val="24"/>
+          <w:lang w:val="en-GB" w:eastAsia="en-FI"/>
+        </w:rPr>
+        <w:t>You have 1 life, if you get hit its game over.</w:t>
+      </w:r>
     </w:p>
     <w:p>
       <w:pPr>
@@ -250,221 +573,16 @@
         </w:rPr>
         <w:t xml:space="preserve"> </w:t>
       </w:r>
-    </w:p>
-    <w:p>
-      <w:pPr>
-        <w:spacing w:after="0" w:line="240" w:lineRule="auto"/>
-        <w:rPr>
-          <w:rFonts w:eastAsia="Times New Roman" w:cstheme="minorHAnsi"/>
-          <w:sz w:val="24"/>
-          <w:szCs w:val="24"/>
-          <w:lang w:eastAsia="en-FI"/>
-        </w:rPr>
-      </w:pPr>
-      <w:r>
-        <w:rPr>
-          <w:rFonts w:eastAsia="Times New Roman" w:cstheme="minorHAnsi"/>
-          <w:b/>
-          <w:bCs/>
-          <w:sz w:val="36"/>
-          <w:szCs w:val="36"/>
-          <w:lang w:eastAsia="en-FI"/>
-        </w:rPr>
-        <w:t>1. Game Overview</w:t>
-      </w:r>
-    </w:p>
-    <w:p>
-      <w:pPr>
-        <w:pStyle w:val="NormalWeb"/>
-        <w:rPr>
-          <w:rFonts w:asciiTheme="minorHAnsi" w:hAnsiTheme="minorHAnsi" w:cstheme="minorHAnsi"/>
-          <w:b/>
-          <w:bCs/>
-          <w:lang w:val="en-GB"/>
-        </w:rPr>
-      </w:pPr>
-      <w:r>
-        <w:rPr>
-          <w:rFonts w:asciiTheme="minorHAnsi" w:hAnsiTheme="minorHAnsi" w:cstheme="minorHAnsi"/>
-          <w:b/>
-          <w:bCs/>
-        </w:rPr>
-        <w:t>Title:</w:t>
-      </w:r>
-      <w:r>
-        <w:rPr>
-          <w:rFonts w:asciiTheme="minorHAnsi" w:hAnsiTheme="minorHAnsi" w:cstheme="minorHAnsi"/>
-          <w:b/>
-          <w:bCs/>
-          <w:lang w:val="en-GB"/>
-        </w:rPr>
-        <w:t xml:space="preserve"> </w:t>
-      </w:r>
-      <w:r>
-        <w:rPr>
-          <w:rFonts w:asciiTheme="minorHAnsi" w:hAnsiTheme="minorHAnsi" w:cstheme="minorHAnsi"/>
-        </w:rPr>
-        <w:br/>
-      </w:r>
-      <w:r>
-        <w:rPr>
-          <w:rFonts w:asciiTheme="minorHAnsi" w:hAnsiTheme="minorHAnsi" w:cstheme="minorHAnsi"/>
-          <w:b/>
-          <w:bCs/>
-        </w:rPr>
-        <w:t>High Concept</w:t>
-      </w:r>
-      <w:r>
-        <w:rPr>
-          <w:rFonts w:asciiTheme="minorHAnsi" w:hAnsiTheme="minorHAnsi" w:cstheme="minorHAnsi"/>
-          <w:b/>
-          <w:bCs/>
-          <w:lang w:val="en-GB"/>
-        </w:rPr>
-        <w:t>:</w:t>
-      </w:r>
-      <w:r>
-        <w:rPr>
-          <w:rFonts w:asciiTheme="minorHAnsi" w:hAnsiTheme="minorHAnsi" w:cstheme="minorHAnsi"/>
-          <w:b/>
-          <w:bCs/>
-          <w:lang w:val="en-GB"/>
-        </w:rPr>
-        <w:t xml:space="preserve"> </w:t>
-      </w:r>
-    </w:p>
-    <w:p>
-      <w:pPr>
-        <w:spacing w:before="100" w:beforeAutospacing="1" w:after="100" w:afterAutospacing="1" w:line="240" w:lineRule="auto"/>
-        <w:rPr>
-          <w:rFonts w:eastAsia="Times New Roman" w:cstheme="minorHAnsi"/>
-          <w:sz w:val="24"/>
-          <w:szCs w:val="24"/>
-          <w:lang w:eastAsia="en-FI"/>
-        </w:rPr>
-      </w:pPr>
-      <w:r>
-        <w:rPr>
-          <w:rFonts w:eastAsia="Times New Roman" w:cstheme="minorHAnsi"/>
-          <w:b/>
-          <w:bCs/>
-          <w:sz w:val="24"/>
-          <w:szCs w:val="24"/>
-          <w:lang w:eastAsia="en-FI"/>
-        </w:rPr>
-        <w:t>Target Audience &amp; Platform:</w:t>
-      </w:r>
-      <w:r>
-        <w:rPr>
-          <w:rFonts w:eastAsia="Times New Roman" w:cstheme="minorHAnsi"/>
-          <w:sz w:val="24"/>
-          <w:szCs w:val="24"/>
-          <w:lang w:eastAsia="en-FI"/>
-        </w:rPr>
-        <w:br/>
-      </w:r>
-    </w:p>
-    <w:p>
-      <w:pPr>
-        <w:spacing w:before="100" w:beforeAutospacing="1" w:after="100" w:afterAutospacing="1" w:line="240" w:lineRule="auto"/>
+      <w:r>
         <w:rPr>
           <w:rFonts w:eastAsia="Times New Roman" w:cstheme="minorHAnsi"/>
           <w:sz w:val="24"/>
           <w:szCs w:val="24"/>
           <w:lang w:val="en-GB" w:eastAsia="en-FI"/>
         </w:rPr>
-      </w:pPr>
-      <w:r>
-        <w:rPr>
-          <w:rFonts w:eastAsia="Times New Roman" w:cstheme="minorHAnsi"/>
-          <w:b/>
-          <w:bCs/>
-          <w:sz w:val="24"/>
-          <w:szCs w:val="24"/>
-          <w:lang w:eastAsia="en-FI"/>
-        </w:rPr>
-        <w:t>Design Goal:</w:t>
-      </w:r>
-      <w:r>
-        <w:rPr>
-          <w:rFonts w:eastAsia="Times New Roman" w:cstheme="minorHAnsi"/>
-          <w:sz w:val="24"/>
-          <w:szCs w:val="24"/>
-          <w:lang w:eastAsia="en-FI"/>
-        </w:rPr>
-        <w:br/>
-      </w:r>
-    </w:p>
-    <w:p>
-      <w:pPr>
-        <w:spacing w:after="0" w:line="240" w:lineRule="auto"/>
-        <w:rPr>
-          <w:rFonts w:eastAsia="Times New Roman" w:cstheme="minorHAnsi"/>
-          <w:sz w:val="24"/>
-          <w:szCs w:val="24"/>
-          <w:lang w:eastAsia="en-FI"/>
-        </w:rPr>
-      </w:pPr>
-      <w:r>
-        <w:rPr>
-          <w:rFonts w:eastAsia="Times New Roman" w:cstheme="minorHAnsi"/>
-          <w:b/>
-          <w:bCs/>
-          <w:sz w:val="36"/>
-          <w:szCs w:val="36"/>
-          <w:lang w:eastAsia="en-FI"/>
-        </w:rPr>
-        <w:t>2. MDA Framework</w:t>
-      </w:r>
-    </w:p>
-    <w:p>
-      <w:pPr>
-        <w:spacing w:before="100" w:beforeAutospacing="1" w:after="100" w:afterAutospacing="1" w:line="240" w:lineRule="auto"/>
-        <w:outlineLvl w:val="2"/>
-        <w:rPr>
-          <w:rFonts w:eastAsia="Times New Roman" w:cstheme="minorHAnsi"/>
-          <w:b/>
-          <w:bCs/>
-          <w:sz w:val="27"/>
-          <w:szCs w:val="27"/>
-          <w:lang w:eastAsia="en-FI"/>
-        </w:rPr>
-      </w:pPr>
-      <w:r>
-        <w:rPr>
-          <w:rFonts w:eastAsia="Times New Roman" w:cstheme="minorHAnsi"/>
-          <w:b/>
-          <w:bCs/>
-          <w:sz w:val="27"/>
-          <w:szCs w:val="27"/>
-          <w:lang w:eastAsia="en-FI"/>
-        </w:rPr>
-        <w:t>Mechanics (Rules &amp; Systems)</w:t>
-      </w:r>
-    </w:p>
-    <w:p>
-      <w:pPr>
-        <w:numPr>
-          <w:ilvl w:val="0"/>
-          <w:numId w:val="5"/>
-        </w:numPr>
-        <w:spacing w:before="100" w:beforeAutospacing="1" w:after="100" w:afterAutospacing="1" w:line="240" w:lineRule="auto"/>
-        <w:rPr>
-          <w:rFonts w:eastAsia="Times New Roman" w:cstheme="minorHAnsi"/>
-          <w:sz w:val="24"/>
-          <w:szCs w:val="24"/>
-          <w:lang w:eastAsia="en-FI"/>
-        </w:rPr>
-      </w:pPr>
-      <w:r>
-        <w:rPr>
-          <w:rFonts w:eastAsia="Times New Roman" w:cstheme="minorHAnsi"/>
-          <w:sz w:val="24"/>
-          <w:szCs w:val="24"/>
-          <w:lang w:eastAsia="en-FI"/>
-        </w:rPr>
-        <w:t>Core player actions:</w:t>
-      </w:r>
+        <w:t>You win when you reach at the end of the level. Lose if ……</w:t>
+      </w:r>
+      <w:proofErr w:type="gramStart"/>
       <w:r>
         <w:rPr>
           <w:rFonts w:eastAsia="Times New Roman" w:cstheme="minorHAnsi"/>
@@ -472,107 +590,9 @@
           <w:szCs w:val="24"/>
           <w:lang w:val="en-GB" w:eastAsia="en-FI"/>
         </w:rPr>
-        <w:t xml:space="preserve"> </w:t>
-      </w:r>
-    </w:p>
-    <w:p>
-      <w:pPr>
-        <w:numPr>
-          <w:ilvl w:val="0"/>
-          <w:numId w:val="5"/>
-        </w:numPr>
-        <w:spacing w:before="100" w:beforeAutospacing="1" w:after="100" w:afterAutospacing="1" w:line="240" w:lineRule="auto"/>
-        <w:rPr>
-          <w:rFonts w:eastAsia="Times New Roman" w:cstheme="minorHAnsi"/>
-          <w:sz w:val="24"/>
-          <w:szCs w:val="24"/>
-          <w:lang w:eastAsia="en-FI"/>
-        </w:rPr>
-      </w:pPr>
-      <w:r>
-        <w:rPr>
-          <w:rFonts w:eastAsia="Times New Roman" w:cstheme="minorHAnsi"/>
-          <w:sz w:val="24"/>
-          <w:szCs w:val="24"/>
-          <w:lang w:eastAsia="en-FI"/>
-        </w:rPr>
-        <w:t>Rules &amp; constraints:</w:t>
-      </w:r>
-      <w:r>
-        <w:rPr>
-          <w:rFonts w:eastAsia="Times New Roman" w:cstheme="minorHAnsi"/>
-          <w:sz w:val="24"/>
-          <w:szCs w:val="24"/>
-          <w:lang w:val="en-GB" w:eastAsia="en-FI"/>
-        </w:rPr>
-        <w:t xml:space="preserve"> </w:t>
-      </w:r>
-    </w:p>
-    <w:p>
-      <w:pPr>
-        <w:numPr>
-          <w:ilvl w:val="0"/>
-          <w:numId w:val="5"/>
-        </w:numPr>
-        <w:spacing w:before="100" w:beforeAutospacing="1" w:after="100" w:afterAutospacing="1" w:line="240" w:lineRule="auto"/>
-        <w:rPr>
-          <w:rFonts w:eastAsia="Times New Roman" w:cstheme="minorHAnsi"/>
-          <w:sz w:val="24"/>
-          <w:szCs w:val="24"/>
-          <w:lang w:eastAsia="en-FI"/>
-        </w:rPr>
-      </w:pPr>
-      <w:r>
-        <w:rPr>
-          <w:rFonts w:eastAsia="Times New Roman" w:cstheme="minorHAnsi"/>
-          <w:sz w:val="24"/>
-          <w:szCs w:val="24"/>
-          <w:lang w:eastAsia="en-FI"/>
-        </w:rPr>
-        <w:t>Resources (e.g., health, time, points):</w:t>
-      </w:r>
-      <w:r>
-        <w:rPr>
-          <w:rFonts w:eastAsia="Times New Roman" w:cstheme="minorHAnsi"/>
-          <w:sz w:val="24"/>
-          <w:szCs w:val="24"/>
-          <w:lang w:val="en-GB" w:eastAsia="en-FI"/>
-        </w:rPr>
-        <w:t xml:space="preserve"> </w:t>
-      </w:r>
-    </w:p>
-    <w:p>
-      <w:pPr>
-        <w:numPr>
-          <w:ilvl w:val="0"/>
-          <w:numId w:val="5"/>
-        </w:numPr>
-        <w:spacing w:before="100" w:beforeAutospacing="1" w:after="100" w:afterAutospacing="1" w:line="240" w:lineRule="auto"/>
-        <w:rPr>
-          <w:rFonts w:eastAsia="Times New Roman" w:cstheme="minorHAnsi"/>
-          <w:sz w:val="24"/>
-          <w:szCs w:val="24"/>
-          <w:lang w:eastAsia="en-FI"/>
-        </w:rPr>
-      </w:pPr>
-      <w:r>
-        <w:rPr>
-          <w:rFonts w:eastAsia="Times New Roman" w:cstheme="minorHAnsi"/>
-          <w:sz w:val="24"/>
-          <w:szCs w:val="24"/>
-          <w:lang w:eastAsia="en-FI"/>
-        </w:rPr>
-        <w:t>Win / lose conditions:</w:t>
-      </w:r>
-      <w:r>
-        <w:rPr>
-          <w:rFonts w:eastAsia="Times New Roman" w:cstheme="minorHAnsi"/>
-          <w:sz w:val="24"/>
-          <w:szCs w:val="24"/>
-          <w:lang w:val="en-GB" w:eastAsia="en-FI"/>
-        </w:rPr>
-        <w:t xml:space="preserve"> </w:t>
-      </w:r>
+        <w:t>…..</w:t>
+      </w:r>
+      <w:proofErr w:type="gramEnd"/>
     </w:p>
     <w:p>
       <w:pPr>
@@ -655,6 +675,15 @@
         </w:rPr>
         <w:t xml:space="preserve"> </w:t>
       </w:r>
+      <w:r>
+        <w:rPr>
+          <w:rFonts w:eastAsia="Times New Roman" w:cstheme="minorHAnsi"/>
+          <w:sz w:val="24"/>
+          <w:szCs w:val="24"/>
+          <w:lang w:val="en-GB" w:eastAsia="en-FI"/>
+        </w:rPr>
+        <w:t>trail and error to find the quickest way out.</w:t>
+      </w:r>
     </w:p>
     <w:p>
       <w:pPr>
@@ -710,16 +739,7 @@
           <w:szCs w:val="24"/>
           <w:lang w:val="en-GB" w:eastAsia="en-FI"/>
         </w:rPr>
-        <w:t xml:space="preserve"> The level and s</w:t>
-      </w:r>
-      <w:r>
-        <w:rPr>
-          <w:rFonts w:eastAsia="Times New Roman" w:cstheme="minorHAnsi"/>
-          <w:sz w:val="24"/>
-          <w:szCs w:val="24"/>
-          <w:lang w:val="en-GB" w:eastAsia="en-FI"/>
-        </w:rPr>
-        <w:t>ong start off slow but get more intense and harder by the end.</w:t>
+        <w:t xml:space="preserve"> </w:t>
       </w:r>
     </w:p>
     <w:p>
@@ -794,6 +814,8 @@
         <w:spacing w:before="100" w:beforeAutospacing="1" w:after="100" w:afterAutospacing="1" w:line="240" w:lineRule="auto"/>
         <w:rPr>
           <w:rFonts w:eastAsia="Times New Roman" w:cstheme="minorHAnsi"/>
+          <w:i/>
+          <w:iCs/>
           <w:sz w:val="24"/>
           <w:szCs w:val="24"/>
           <w:lang w:eastAsia="en-FI"/>
@@ -832,7 +854,6 @@
           <w:szCs w:val="24"/>
           <w:lang w:eastAsia="en-FI"/>
         </w:rPr>
-        <w:lastRenderedPageBreak/>
         <w:t>☐</w:t>
       </w:r>
       <w:r>
@@ -896,6 +917,7 @@
           <w:color w:val="000000" w:themeColor="text1"/>
           <w:sz w:val="24"/>
           <w:szCs w:val="24"/>
+          <w:highlight w:val="green"/>
           <w:lang w:eastAsia="en-FI"/>
         </w:rPr>
         <w:t>☐</w:t>
@@ -940,6 +962,7 @@
           <w:szCs w:val="24"/>
           <w:lang w:eastAsia="en-FI"/>
         </w:rPr>
+        <w:lastRenderedPageBreak/>
         <w:t>☐</w:t>
       </w:r>
       <w:r>
@@ -1066,7 +1089,24 @@
           <w:i/>
           <w:iCs/>
         </w:rPr>
-        <w:t>(e.g., excitement, tension, curiosity, calm)</w:t>
+        <w:t xml:space="preserve">(e.g., excitement, tension, curiosity, </w:t>
+      </w:r>
+      <w:r>
+        <w:rPr>
+          <w:rFonts w:asciiTheme="minorHAnsi" w:hAnsiTheme="minorHAnsi" w:cstheme="minorHAnsi"/>
+          <w:i/>
+          <w:iCs/>
+          <w:lang w:val="en-GB"/>
+        </w:rPr>
+        <w:t>frustration</w:t>
+      </w:r>
+      <w:r>
+        <w:rPr>
+          <w:rFonts w:asciiTheme="minorHAnsi" w:hAnsiTheme="minorHAnsi" w:cstheme="minorHAnsi"/>
+          <w:i/>
+          <w:iCs/>
+        </w:rPr>
+        <w:t>)</w:t>
       </w:r>
     </w:p>
     <w:p>
@@ -1134,34 +1174,7 @@
           <w:szCs w:val="24"/>
           <w:lang w:val="en-GB" w:eastAsia="en-FI"/>
         </w:rPr>
-        <w:t xml:space="preserve">Notices a new </w:t>
-      </w:r>
-      <w:r>
-        <w:rPr>
-          <w:rFonts w:eastAsia="Times New Roman" w:cstheme="minorHAnsi"/>
-          <w:sz w:val="24"/>
-          <w:szCs w:val="24"/>
-          <w:lang w:val="en-GB" w:eastAsia="en-FI"/>
-        </w:rPr>
-        <w:t>note</w:t>
-      </w:r>
-      <w:r>
-        <w:rPr>
-          <w:rFonts w:eastAsia="Times New Roman" w:cstheme="minorHAnsi"/>
-          <w:sz w:val="24"/>
-          <w:szCs w:val="24"/>
-          <w:lang w:val="en-GB" w:eastAsia="en-FI"/>
-        </w:rPr>
-        <w:t xml:space="preserve"> </w:t>
-      </w:r>
-      <w:r>
-        <w:rPr>
-          <w:rFonts w:eastAsia="Times New Roman" w:cstheme="minorHAnsi"/>
-          <w:sz w:val="24"/>
-          <w:szCs w:val="24"/>
-          <w:lang w:val="en-GB" w:eastAsia="en-FI"/>
-        </w:rPr>
-        <w:t>popping into the grid</w:t>
+        <w:t>Start of at starting line</w:t>
       </w:r>
     </w:p>
     <w:p>
@@ -1178,25 +1191,14 @@
           <w:lang w:eastAsia="en-FI"/>
         </w:rPr>
       </w:pPr>
-      <w:proofErr w:type="spellStart"/>
-      <w:r>
-        <w:rPr>
-          <w:rFonts w:eastAsia="Times New Roman" w:cstheme="minorHAnsi"/>
-          <w:sz w:val="24"/>
-          <w:szCs w:val="24"/>
-          <w:lang w:val="fi-FI" w:eastAsia="en-FI"/>
-        </w:rPr>
-        <w:t>Moves</w:t>
-      </w:r>
-      <w:proofErr w:type="spellEnd"/>
-      <w:r>
-        <w:rPr>
-          <w:rFonts w:eastAsia="Times New Roman" w:cstheme="minorHAnsi"/>
-          <w:sz w:val="24"/>
-          <w:szCs w:val="24"/>
-          <w:lang w:val="fi-FI" w:eastAsia="en-FI"/>
-        </w:rPr>
-        <w:t xml:space="preserve"> to it</w:t>
+      <w:r>
+        <w:rPr>
+          <w:rFonts w:eastAsia="Times New Roman" w:cstheme="minorHAnsi"/>
+          <w:sz w:val="24"/>
+          <w:szCs w:val="24"/>
+          <w:lang w:val="en-GB" w:eastAsia="en-FI"/>
+        </w:rPr>
+        <w:t>Go through level and try not to die</w:t>
       </w:r>
     </w:p>
     <w:p>
@@ -1220,16 +1222,7 @@
           <w:szCs w:val="24"/>
           <w:lang w:val="en-GB" w:eastAsia="en-FI"/>
         </w:rPr>
-        <w:t>Beats it with the i</w:t>
-      </w:r>
-      <w:r>
-        <w:rPr>
-          <w:rFonts w:eastAsia="Times New Roman" w:cstheme="minorHAnsi"/>
-          <w:sz w:val="24"/>
-          <w:szCs w:val="24"/>
-          <w:lang w:val="en-GB" w:eastAsia="en-FI"/>
-        </w:rPr>
-        <w:t>nteract key</w:t>
+        <w:t xml:space="preserve">Finish level with timed score. </w:t>
       </w:r>
     </w:p>
     <w:p>
@@ -2089,40 +2082,7 @@
           <w:szCs w:val="24"/>
           <w:lang w:val="en-GB" w:eastAsia="en-FI"/>
         </w:rPr>
-        <w:t xml:space="preserve"> Fast paced, N</w:t>
-      </w:r>
-      <w:r>
-        <w:rPr>
-          <w:rFonts w:eastAsia="Times New Roman" w:cstheme="minorHAnsi"/>
-          <w:sz w:val="24"/>
-          <w:szCs w:val="24"/>
-          <w:lang w:val="en-GB" w:eastAsia="en-FI"/>
-        </w:rPr>
-        <w:t>o lyrics</w:t>
-      </w:r>
-    </w:p>
-    <w:p>
-      <w:pPr>
-        <w:numPr>
-          <w:ilvl w:val="0"/>
-          <w:numId w:val="9"/>
-        </w:numPr>
-        <w:spacing w:before="100" w:beforeAutospacing="1" w:after="100" w:afterAutospacing="1" w:line="240" w:lineRule="auto"/>
-        <w:rPr>
-          <w:rFonts w:eastAsia="Times New Roman" w:cstheme="minorHAnsi"/>
-          <w:sz w:val="24"/>
-          <w:szCs w:val="24"/>
-          <w:lang w:eastAsia="en-FI"/>
-        </w:rPr>
-      </w:pPr>
-      <w:r>
-        <w:rPr>
-          <w:rFonts w:eastAsia="Times New Roman" w:cstheme="minorHAnsi"/>
-          <w:sz w:val="24"/>
-          <w:szCs w:val="24"/>
-          <w:lang w:eastAsia="en-FI"/>
-        </w:rPr>
-        <w:t>Key sound effects:</w:t>
+        <w:t xml:space="preserve"> Fast paced</w:t>
       </w:r>
     </w:p>
     <w:p>
@@ -2236,7 +2196,7 @@
           <w:szCs w:val="24"/>
           <w:lang w:val="en-GB" w:eastAsia="en-FI"/>
         </w:rPr>
-        <w:t>An interact button to beat the notes with.</w:t>
+        <w:t>.</w:t>
       </w:r>
     </w:p>
     <w:p>
@@ -2270,17 +2230,6 @@
           <w:lang w:val="en-GB" w:eastAsia="en-FI"/>
         </w:rPr>
         <w:t xml:space="preserve"> </w:t>
-      </w:r>
-      <w:r>
-        <w:rPr>
-          <w:rFonts w:eastAsia="Times New Roman" w:cstheme="minorHAnsi"/>
-          <w:b/>
-          <w:bCs/>
-          <w:sz w:val="24"/>
-          <w:szCs w:val="24"/>
-          <w:lang w:val="en-GB" w:eastAsia="en-FI"/>
-        </w:rPr>
-        <w:t>Visual feedback of the notes appearing and disappearing and dance moves that correspond to your movement in the grid on your player character. Audio feedback from beats being timed to the beat</w:t>
       </w:r>
     </w:p>
     <w:p>
@@ -2302,7 +2251,6 @@
           <w:szCs w:val="36"/>
           <w:lang w:val="en-GB" w:eastAsia="en-FI"/>
         </w:rPr>
-        <w:lastRenderedPageBreak/>
         <w:t>6</w:t>
       </w:r>
       <w:r>
@@ -2380,6 +2328,7 @@
           <w:szCs w:val="24"/>
           <w:lang w:eastAsia="en-FI"/>
         </w:rPr>
+        <w:lastRenderedPageBreak/>
         <w:t>Reflection:</w:t>
       </w:r>
       <w:r>
